--- a/Knowledge/3-Work knowledge/1-Software Engineering/1-Software Engineering Fundamentals/5-My Source/4-Networks Devices/2-Types of Switches/Types of PoE Switches/4-Passive PoE Switch.docx
+++ b/Knowledge/3-Work knowledge/1-Software Engineering/1-Software Engineering Fundamentals/5-My Source/4-Networks Devices/2-Types of Switches/Types of PoE Switches/4-Passive PoE Switch.docx
@@ -4,44 +4,28 @@
   <w:body>
     <w:p>
       <w:pPr>
-        <w:keepNext/>
-        <w:keepLines/>
-        <w:spacing w:before="400" w:after="120" w:line="276" w:lineRule="auto"/>
-        <w:outlineLvl w:val="0"/>
-        <w:rPr>
-          <w:rFonts w:ascii="Arial" w:eastAsia="Arial" w:hAnsi="Arial" w:cs="Arial"/>
-          <w:kern w:val="0"/>
-          <w:sz w:val="40"/>
-          <w:szCs w:val="40"/>
-          <w:lang w:val="en"/>
-          <w14:ligatures w14:val="none"/>
+        <w:pStyle w:val="Heading1"/>
+        <w:rPr>
+          <w:rFonts w:eastAsia="Arial"/>
+          <w:lang w:val="en"/>
         </w:rPr>
       </w:pPr>
       <w:bookmarkStart w:id="0" w:name="_nkaehc6qy2ns" w:colFirst="0" w:colLast="0"/>
       <w:bookmarkEnd w:id="0"/>
       <w:r>
         <w:rPr>
-          <w:rFonts w:ascii="Arial" w:eastAsia="Arial" w:hAnsi="Arial" w:cs="Arial"/>
-          <w:kern w:val="0"/>
-          <w:sz w:val="40"/>
-          <w:szCs w:val="40"/>
-          <w:lang w:val="en"/>
-          <w14:ligatures w14:val="none"/>
+          <w:rFonts w:eastAsia="Arial"/>
+          <w:lang w:val="en"/>
         </w:rPr>
         <w:t>Passive PoE Switch</w:t>
       </w:r>
     </w:p>
     <w:p>
       <w:pPr>
-        <w:spacing w:before="280" w:after="120" w:line="276" w:lineRule="auto"/>
-        <w:outlineLvl w:val="1"/>
-        <w:rPr>
-          <w:rFonts w:ascii="Arial" w:eastAsia="Arial" w:hAnsi="Arial" w:cs="Arial"/>
-          <w:kern w:val="0"/>
-          <w:sz w:val="32"/>
-          <w:szCs w:val="32"/>
-          <w:lang w:val="en"/>
-          <w14:ligatures w14:val="none"/>
+        <w:pStyle w:val="Heading2"/>
+        <w:rPr>
+          <w:rFonts w:eastAsia="Arial"/>
+          <w:lang w:val="en"/>
         </w:rPr>
       </w:pPr>
       <w:bookmarkStart w:id="1" w:name="_u3ej8fi3bmyg" w:colFirst="0" w:colLast="0"/>
@@ -49,22 +33,14 @@
       <w:r>
         <w:rPr>
           <w:rFonts w:ascii="Segoe UI Emoji" w:eastAsia="Arial" w:hAnsi="Segoe UI Emoji" w:cs="Segoe UI Emoji"/>
-          <w:kern w:val="0"/>
-          <w:sz w:val="32"/>
-          <w:szCs w:val="32"/>
-          <w:lang w:val="en"/>
-          <w14:ligatures w14:val="none"/>
+          <w:lang w:val="en"/>
         </w:rPr>
         <w:t>⚠️</w:t>
       </w:r>
       <w:r>
         <w:rPr>
-          <w:rFonts w:ascii="Arial" w:eastAsia="Arial" w:hAnsi="Arial" w:cs="Arial"/>
-          <w:kern w:val="0"/>
-          <w:sz w:val="32"/>
-          <w:szCs w:val="32"/>
-          <w:lang w:val="en"/>
-          <w14:ligatures w14:val="none"/>
+          <w:rFonts w:eastAsia="Arial"/>
+          <w:lang w:val="en"/>
         </w:rPr>
         <w:t xml:space="preserve"> What is a Passive PoE Switch?</w:t>
       </w:r>
@@ -106,6 +82,7 @@
         </w:rPr>
         <w:t xml:space="preserve">: </w:t>
       </w:r>
+      <w:proofErr w:type="spellStart"/>
       <w:r>
         <w:rPr>
           <w:rFonts w:ascii="Arial" w:eastAsia="Arial" w:hAnsi="Arial" w:cs="Arial"/>
@@ -117,7 +94,21 @@
           <w:lang w:val="en"/>
           <w14:ligatures w14:val="none"/>
         </w:rPr>
-        <w:t>Chatgpt (GPT</w:t>
+        <w:t>Chatgpt</w:t>
+      </w:r>
+      <w:proofErr w:type="spellEnd"/>
+      <w:r>
+        <w:rPr>
+          <w:rFonts w:ascii="Arial" w:eastAsia="Arial" w:hAnsi="Arial" w:cs="Arial"/>
+          <w:b/>
+          <w:kern w:val="0"/>
+          <w:sz w:val="22"/>
+          <w:szCs w:val="22"/>
+          <w:highlight w:val="darkGray"/>
+          <w:lang w:val="en"/>
+          <w14:ligatures w14:val="none"/>
+        </w:rPr>
+        <w:t xml:space="preserve"> (GPT</w:t>
       </w:r>
       <w:r>
         <w:rPr>
@@ -276,7 +267,29 @@
           <w:lang w:val="en"/>
           <w14:ligatures w14:val="none"/>
         </w:rPr>
-        <w:t xml:space="preserve"> (like 802.3af/at/bt) and </w:t>
+        <w:t xml:space="preserve"> (like 802.3af/at/</w:t>
+      </w:r>
+      <w:proofErr w:type="spellStart"/>
+      <w:r>
+        <w:rPr>
+          <w:rFonts w:ascii="Roboto Mono" w:eastAsia="Roboto Mono" w:hAnsi="Roboto Mono" w:cs="Arial"/>
+          <w:kern w:val="0"/>
+          <w:szCs w:val="22"/>
+          <w:lang w:val="en"/>
+          <w14:ligatures w14:val="none"/>
+        </w:rPr>
+        <w:t>bt</w:t>
+      </w:r>
+      <w:proofErr w:type="spellEnd"/>
+      <w:r>
+        <w:rPr>
+          <w:rFonts w:ascii="Roboto Mono" w:eastAsia="Roboto Mono" w:hAnsi="Roboto Mono" w:cs="Arial"/>
+          <w:kern w:val="0"/>
+          <w:szCs w:val="22"/>
+          <w:lang w:val="en"/>
+          <w14:ligatures w14:val="none"/>
+        </w:rPr>
+        <w:t xml:space="preserve">) and </w:t>
       </w:r>
       <w:r>
         <w:rPr>
@@ -321,22 +334,17 @@
           <w:lang w:val="en"/>
           <w14:ligatures w14:val="none"/>
         </w:rPr>
-        <w:pict>
+        <w:pict w14:anchorId="4114138B">
           <v:rect id="_x0000_i1025" style="width:0;height:1.5pt" o:hralign="center" o:hrstd="t" o:hr="t" fillcolor="#a0a0a0" stroked="f"/>
         </w:pict>
       </w:r>
     </w:p>
     <w:p>
       <w:pPr>
-        <w:spacing w:before="280" w:after="120" w:line="276" w:lineRule="auto"/>
-        <w:outlineLvl w:val="1"/>
-        <w:rPr>
-          <w:rFonts w:ascii="Arial" w:eastAsia="Arial" w:hAnsi="Arial" w:cs="Arial"/>
-          <w:kern w:val="0"/>
-          <w:sz w:val="32"/>
-          <w:szCs w:val="32"/>
-          <w:lang w:val="en"/>
-          <w14:ligatures w14:val="none"/>
+        <w:pStyle w:val="Heading2"/>
+        <w:rPr>
+          <w:rFonts w:eastAsia="Arial"/>
+          <w:lang w:val="en"/>
         </w:rPr>
       </w:pPr>
       <w:bookmarkStart w:id="2" w:name="_bbrqdcyna198" w:colFirst="0" w:colLast="0"/>
@@ -344,22 +352,14 @@
       <w:r>
         <w:rPr>
           <w:rFonts w:ascii="Segoe UI Emoji" w:eastAsia="Arial" w:hAnsi="Segoe UI Emoji" w:cs="Segoe UI Emoji"/>
-          <w:kern w:val="0"/>
-          <w:sz w:val="32"/>
-          <w:szCs w:val="32"/>
-          <w:lang w:val="en"/>
-          <w14:ligatures w14:val="none"/>
+          <w:lang w:val="en"/>
         </w:rPr>
         <w:t>🔌</w:t>
       </w:r>
       <w:r>
         <w:rPr>
-          <w:rFonts w:ascii="Arial" w:eastAsia="Arial" w:hAnsi="Arial" w:cs="Arial"/>
-          <w:kern w:val="0"/>
-          <w:sz w:val="32"/>
-          <w:szCs w:val="32"/>
-          <w:lang w:val="en"/>
-          <w14:ligatures w14:val="none"/>
+          <w:rFonts w:eastAsia="Arial"/>
+          <w:lang w:val="en"/>
         </w:rPr>
         <w:t xml:space="preserve"> How Passive PoE Works</w:t>
       </w:r>
@@ -401,6 +401,7 @@
         </w:rPr>
         <w:t xml:space="preserve">: </w:t>
       </w:r>
+      <w:proofErr w:type="spellStart"/>
       <w:r>
         <w:rPr>
           <w:rFonts w:ascii="Arial" w:eastAsia="Arial" w:hAnsi="Arial" w:cs="Arial"/>
@@ -412,7 +413,21 @@
           <w:lang w:val="en"/>
           <w14:ligatures w14:val="none"/>
         </w:rPr>
-        <w:t>Chatgpt (GPT</w:t>
+        <w:t>Chatgpt</w:t>
+      </w:r>
+      <w:proofErr w:type="spellEnd"/>
+      <w:r>
+        <w:rPr>
+          <w:rFonts w:ascii="Arial" w:eastAsia="Arial" w:hAnsi="Arial" w:cs="Arial"/>
+          <w:b/>
+          <w:kern w:val="0"/>
+          <w:sz w:val="22"/>
+          <w:szCs w:val="22"/>
+          <w:highlight w:val="darkGray"/>
+          <w:lang w:val="en"/>
+          <w14:ligatures w14:val="none"/>
+        </w:rPr>
+        <w:t xml:space="preserve"> (GPT</w:t>
       </w:r>
       <w:r>
         <w:rPr>
@@ -660,22 +675,17 @@
           <w:lang w:val="en"/>
           <w14:ligatures w14:val="none"/>
         </w:rPr>
-        <w:pict>
+        <w:pict w14:anchorId="3A3EA0CD">
           <v:rect id="_x0000_i1026" style="width:0;height:1.5pt" o:hralign="center" o:hrstd="t" o:hr="t" fillcolor="#a0a0a0" stroked="f"/>
         </w:pict>
       </w:r>
     </w:p>
     <w:p>
       <w:pPr>
-        <w:spacing w:before="280" w:after="120" w:line="276" w:lineRule="auto"/>
-        <w:outlineLvl w:val="1"/>
-        <w:rPr>
-          <w:rFonts w:ascii="Arial" w:eastAsia="Arial" w:hAnsi="Arial" w:cs="Arial"/>
-          <w:kern w:val="0"/>
-          <w:sz w:val="32"/>
-          <w:szCs w:val="32"/>
-          <w:lang w:val="en"/>
-          <w14:ligatures w14:val="none"/>
+        <w:pStyle w:val="Heading2"/>
+        <w:rPr>
+          <w:rFonts w:eastAsia="Arial"/>
+          <w:lang w:val="en"/>
         </w:rPr>
       </w:pPr>
       <w:bookmarkStart w:id="3" w:name="_szz9yekuq0t" w:colFirst="0" w:colLast="0"/>
@@ -683,22 +693,14 @@
       <w:r>
         <w:rPr>
           <w:rFonts w:ascii="Segoe UI Emoji" w:eastAsia="Arial" w:hAnsi="Segoe UI Emoji" w:cs="Segoe UI Emoji"/>
-          <w:kern w:val="0"/>
-          <w:sz w:val="32"/>
-          <w:szCs w:val="32"/>
-          <w:lang w:val="en"/>
-          <w14:ligatures w14:val="none"/>
+          <w:lang w:val="en"/>
         </w:rPr>
         <w:t>⚙️</w:t>
       </w:r>
       <w:r>
         <w:rPr>
-          <w:rFonts w:ascii="Arial" w:eastAsia="Arial" w:hAnsi="Arial" w:cs="Arial"/>
-          <w:kern w:val="0"/>
-          <w:sz w:val="32"/>
-          <w:szCs w:val="32"/>
-          <w:lang w:val="en"/>
-          <w14:ligatures w14:val="none"/>
+          <w:rFonts w:eastAsia="Arial"/>
+          <w:lang w:val="en"/>
         </w:rPr>
         <w:t xml:space="preserve"> Key Characteristics</w:t>
       </w:r>
@@ -743,6 +745,7 @@
         </w:rPr>
         <w:t xml:space="preserve">: </w:t>
       </w:r>
+      <w:proofErr w:type="spellStart"/>
       <w:r>
         <w:rPr>
           <w:rFonts w:ascii="Arial" w:eastAsia="Arial" w:hAnsi="Arial" w:cs="Arial"/>
@@ -754,7 +757,21 @@
           <w:lang w:val="en"/>
           <w14:ligatures w14:val="none"/>
         </w:rPr>
-        <w:t>Chatgpt (GPT</w:t>
+        <w:t>Chatgpt</w:t>
+      </w:r>
+      <w:proofErr w:type="spellEnd"/>
+      <w:r>
+        <w:rPr>
+          <w:rFonts w:ascii="Arial" w:eastAsia="Arial" w:hAnsi="Arial" w:cs="Arial"/>
+          <w:b/>
+          <w:kern w:val="0"/>
+          <w:sz w:val="22"/>
+          <w:szCs w:val="22"/>
+          <w:highlight w:val="darkGray"/>
+          <w:lang w:val="en"/>
+          <w14:ligatures w14:val="none"/>
+        </w:rPr>
+        <w:t xml:space="preserve"> (GPT</w:t>
       </w:r>
       <w:r>
         <w:rPr>
@@ -805,8 +822,9 @@
           <w:lang w:val="en"/>
           <w14:ligatures w14:val="none"/>
         </w:rPr>
+        <w:lastRenderedPageBreak/>
         <w:drawing>
-          <wp:inline distT="114300" distB="114300" distL="114300" distR="114300" wp14:anchorId="4562D4C9" wp14:editId="7B89FF67">
+          <wp:inline distT="114300" distB="114300" distL="114300" distR="114300" wp14:anchorId="0FABA221" wp14:editId="467794AB">
             <wp:extent cx="5943600" cy="1955800"/>
             <wp:effectExtent l="0" t="0" r="0" b="0"/>
             <wp:docPr id="3" name="image3.png"/>
@@ -1312,6 +1330,7 @@
                 <w14:ligatures w14:val="none"/>
               </w:rPr>
             </w:pPr>
+            <w:proofErr w:type="gramStart"/>
             <w:r>
               <w:rPr>
                 <w:rFonts w:ascii="Roboto Mono" w:eastAsia="Roboto Mono" w:hAnsi="Roboto Mono" w:cs="Arial"/>
@@ -1320,7 +1339,18 @@
                 <w:lang w:val="en"/>
                 <w14:ligatures w14:val="none"/>
               </w:rPr>
-              <w:t>Typically cheaper than active PoE switches.</w:t>
+              <w:t>Typically</w:t>
+            </w:r>
+            <w:proofErr w:type="gramEnd"/>
+            <w:r>
+              <w:rPr>
+                <w:rFonts w:ascii="Roboto Mono" w:eastAsia="Roboto Mono" w:hAnsi="Roboto Mono" w:cs="Arial"/>
+                <w:kern w:val="0"/>
+                <w:szCs w:val="22"/>
+                <w:lang w:val="en"/>
+                <w14:ligatures w14:val="none"/>
+              </w:rPr>
+              <w:t xml:space="preserve"> cheaper than active PoE switches.</w:t>
             </w:r>
           </w:p>
         </w:tc>
@@ -1407,7 +1437,29 @@
                 <w:lang w:val="en"/>
                 <w14:ligatures w14:val="none"/>
               </w:rPr>
-              <w:t>Often used in specialized or proprietary setups (like MikroTik or Ubiquiti).</w:t>
+              <w:t xml:space="preserve">Often used in specialized or proprietary setups (like </w:t>
+            </w:r>
+            <w:proofErr w:type="spellStart"/>
+            <w:r>
+              <w:rPr>
+                <w:rFonts w:ascii="Roboto Mono" w:eastAsia="Roboto Mono" w:hAnsi="Roboto Mono" w:cs="Arial"/>
+                <w:kern w:val="0"/>
+                <w:szCs w:val="22"/>
+                <w:lang w:val="en"/>
+                <w14:ligatures w14:val="none"/>
+              </w:rPr>
+              <w:t>MikroTik</w:t>
+            </w:r>
+            <w:proofErr w:type="spellEnd"/>
+            <w:r>
+              <w:rPr>
+                <w:rFonts w:ascii="Roboto Mono" w:eastAsia="Roboto Mono" w:hAnsi="Roboto Mono" w:cs="Arial"/>
+                <w:kern w:val="0"/>
+                <w:szCs w:val="22"/>
+                <w:lang w:val="en"/>
+                <w14:ligatures w14:val="none"/>
+              </w:rPr>
+              <w:t xml:space="preserve"> or Ubiquiti).</w:t>
             </w:r>
           </w:p>
         </w:tc>
@@ -1433,22 +1485,17 @@
           <w:lang w:val="en"/>
           <w14:ligatures w14:val="none"/>
         </w:rPr>
-        <w:pict>
+        <w:pict w14:anchorId="748F454D">
           <v:rect id="_x0000_i1027" style="width:0;height:1.5pt" o:hralign="center" o:hrstd="t" o:hr="t" fillcolor="#a0a0a0" stroked="f"/>
         </w:pict>
       </w:r>
     </w:p>
     <w:p>
       <w:pPr>
-        <w:spacing w:before="280" w:after="120" w:line="276" w:lineRule="auto"/>
-        <w:outlineLvl w:val="1"/>
-        <w:rPr>
-          <w:rFonts w:ascii="Arial" w:eastAsia="Arial" w:hAnsi="Arial" w:cs="Arial"/>
-          <w:kern w:val="0"/>
-          <w:sz w:val="32"/>
-          <w:szCs w:val="32"/>
-          <w:lang w:val="en"/>
-          <w14:ligatures w14:val="none"/>
+        <w:pStyle w:val="Heading2"/>
+        <w:rPr>
+          <w:rFonts w:eastAsia="Arial"/>
+          <w:lang w:val="en"/>
         </w:rPr>
       </w:pPr>
       <w:bookmarkStart w:id="4" w:name="_hczi3em9c5m3" w:colFirst="0" w:colLast="0"/>
@@ -1456,22 +1503,14 @@
       <w:r>
         <w:rPr>
           <w:rFonts w:ascii="Segoe UI Emoji" w:eastAsia="Arial" w:hAnsi="Segoe UI Emoji" w:cs="Segoe UI Emoji"/>
-          <w:kern w:val="0"/>
-          <w:sz w:val="32"/>
-          <w:szCs w:val="32"/>
-          <w:lang w:val="en"/>
-          <w14:ligatures w14:val="none"/>
+          <w:lang w:val="en"/>
         </w:rPr>
         <w:t>⚠️</w:t>
       </w:r>
       <w:r>
         <w:rPr>
-          <w:rFonts w:ascii="Arial" w:eastAsia="Arial" w:hAnsi="Arial" w:cs="Arial"/>
-          <w:kern w:val="0"/>
-          <w:sz w:val="32"/>
-          <w:szCs w:val="32"/>
-          <w:lang w:val="en"/>
-          <w14:ligatures w14:val="none"/>
+          <w:rFonts w:eastAsia="Arial"/>
+          <w:lang w:val="en"/>
         </w:rPr>
         <w:t xml:space="preserve"> Important Warning</w:t>
       </w:r>
@@ -1513,6 +1552,7 @@
         </w:rPr>
         <w:t xml:space="preserve">: </w:t>
       </w:r>
+      <w:proofErr w:type="spellStart"/>
       <w:r>
         <w:rPr>
           <w:rFonts w:ascii="Arial" w:eastAsia="Arial" w:hAnsi="Arial" w:cs="Arial"/>
@@ -1524,7 +1564,21 @@
           <w:lang w:val="en"/>
           <w14:ligatures w14:val="none"/>
         </w:rPr>
-        <w:t>Chatgpt (GPT</w:t>
+        <w:t>Chatgpt</w:t>
+      </w:r>
+      <w:proofErr w:type="spellEnd"/>
+      <w:r>
+        <w:rPr>
+          <w:rFonts w:ascii="Arial" w:eastAsia="Arial" w:hAnsi="Arial" w:cs="Arial"/>
+          <w:b/>
+          <w:kern w:val="0"/>
+          <w:sz w:val="22"/>
+          <w:szCs w:val="22"/>
+          <w:highlight w:val="darkGray"/>
+          <w:lang w:val="en"/>
+          <w14:ligatures w14:val="none"/>
+        </w:rPr>
+        <w:t xml:space="preserve"> (GPT</w:t>
       </w:r>
       <w:r>
         <w:rPr>
@@ -1681,6 +1735,7 @@
           <w:lang w:val="en"/>
           <w14:ligatures w14:val="none"/>
         </w:rPr>
+        <w:lastRenderedPageBreak/>
         <w:t>You’re using compatible equipment (usually from the same vendor).</w:t>
       </w:r>
       <w:r>
@@ -1714,22 +1769,17 @@
           <w:lang w:val="en"/>
           <w14:ligatures w14:val="none"/>
         </w:rPr>
-        <w:pict>
+        <w:pict w14:anchorId="37628B5E">
           <v:rect id="_x0000_i1028" style="width:0;height:1.5pt" o:hralign="center" o:hrstd="t" o:hr="t" fillcolor="#a0a0a0" stroked="f"/>
         </w:pict>
       </w:r>
     </w:p>
     <w:p>
       <w:pPr>
-        <w:spacing w:before="280" w:after="120" w:line="276" w:lineRule="auto"/>
-        <w:outlineLvl w:val="1"/>
-        <w:rPr>
-          <w:rFonts w:ascii="Arial" w:eastAsia="Arial" w:hAnsi="Arial" w:cs="Arial"/>
-          <w:kern w:val="0"/>
-          <w:sz w:val="32"/>
-          <w:szCs w:val="32"/>
-          <w:lang w:val="en"/>
-          <w14:ligatures w14:val="none"/>
+        <w:pStyle w:val="Heading2"/>
+        <w:rPr>
+          <w:rFonts w:eastAsia="Arial"/>
+          <w:lang w:val="en"/>
         </w:rPr>
       </w:pPr>
       <w:bookmarkStart w:id="5" w:name="_ia3zb1xqic8o" w:colFirst="0" w:colLast="0"/>
@@ -1737,22 +1787,14 @@
       <w:r>
         <w:rPr>
           <w:rFonts w:ascii="Segoe UI Emoji" w:eastAsia="Arial" w:hAnsi="Segoe UI Emoji" w:cs="Segoe UI Emoji"/>
-          <w:kern w:val="0"/>
-          <w:sz w:val="32"/>
-          <w:szCs w:val="32"/>
-          <w:lang w:val="en"/>
-          <w14:ligatures w14:val="none"/>
+          <w:lang w:val="en"/>
         </w:rPr>
         <w:t>🧱</w:t>
       </w:r>
       <w:r>
         <w:rPr>
-          <w:rFonts w:ascii="Arial" w:eastAsia="Arial" w:hAnsi="Arial" w:cs="Arial"/>
-          <w:kern w:val="0"/>
-          <w:sz w:val="32"/>
-          <w:szCs w:val="32"/>
-          <w:lang w:val="en"/>
-          <w14:ligatures w14:val="none"/>
+          <w:rFonts w:eastAsia="Arial"/>
+          <w:lang w:val="en"/>
         </w:rPr>
         <w:t xml:space="preserve"> Use Cases for Passive PoE Switches</w:t>
       </w:r>
@@ -1797,6 +1839,7 @@
         </w:rPr>
         <w:t xml:space="preserve">: </w:t>
       </w:r>
+      <w:proofErr w:type="spellStart"/>
       <w:r>
         <w:rPr>
           <w:rFonts w:ascii="Arial" w:eastAsia="Arial" w:hAnsi="Arial" w:cs="Arial"/>
@@ -1808,7 +1851,21 @@
           <w:lang w:val="en"/>
           <w14:ligatures w14:val="none"/>
         </w:rPr>
-        <w:t>Chatgpt (GPT</w:t>
+        <w:t>Chatgpt</w:t>
+      </w:r>
+      <w:proofErr w:type="spellEnd"/>
+      <w:r>
+        <w:rPr>
+          <w:rFonts w:ascii="Arial" w:eastAsia="Arial" w:hAnsi="Arial" w:cs="Arial"/>
+          <w:b/>
+          <w:kern w:val="0"/>
+          <w:sz w:val="22"/>
+          <w:szCs w:val="22"/>
+          <w:highlight w:val="darkGray"/>
+          <w:lang w:val="en"/>
+          <w14:ligatures w14:val="none"/>
+        </w:rPr>
+        <w:t xml:space="preserve"> (GPT</w:t>
       </w:r>
       <w:r>
         <w:rPr>
@@ -1860,7 +1917,7 @@
           <w14:ligatures w14:val="none"/>
         </w:rPr>
         <w:drawing>
-          <wp:inline distT="114300" distB="114300" distL="114300" distR="114300" wp14:anchorId="78181132" wp14:editId="4E5891E4">
+          <wp:inline distT="114300" distB="114300" distL="114300" distR="114300" wp14:anchorId="5A895A4E" wp14:editId="625A5546">
             <wp:extent cx="5943600" cy="1282700"/>
             <wp:effectExtent l="0" t="0" r="0" b="0"/>
             <wp:docPr id="1" name="image1.png"/>
@@ -1970,8 +2027,22 @@
                 <w:lang w:val="en"/>
                 <w14:ligatures w14:val="none"/>
               </w:rPr>
-              <w:t>Where Used</w:t>
-            </w:r>
+              <w:t xml:space="preserve">Where </w:t>
+            </w:r>
+            <w:proofErr w:type="gramStart"/>
+            <w:r>
+              <w:rPr>
+                <w:rFonts w:ascii="Roboto Mono" w:eastAsia="Roboto Mono" w:hAnsi="Roboto Mono" w:cs="Arial"/>
+                <w:b/>
+                <w:bCs/>
+                <w:kern w:val="0"/>
+                <w:szCs w:val="22"/>
+                <w:lang w:val="en"/>
+                <w14:ligatures w14:val="none"/>
+              </w:rPr>
+              <w:t>Used</w:t>
+            </w:r>
+            <w:proofErr w:type="gramEnd"/>
           </w:p>
         </w:tc>
         <w:tc>
@@ -2274,7 +2345,51 @@
                 <w:lang w:val="en"/>
                 <w14:ligatures w14:val="none"/>
               </w:rPr>
-              <w:t>Often designed for specific hardware (e.g., MikroTik RouterBOARDs)</w:t>
+              <w:t xml:space="preserve">Often designed for specific hardware (e.g., </w:t>
+            </w:r>
+            <w:proofErr w:type="spellStart"/>
+            <w:r>
+              <w:rPr>
+                <w:rFonts w:ascii="Roboto Mono" w:eastAsia="Roboto Mono" w:hAnsi="Roboto Mono" w:cs="Arial"/>
+                <w:kern w:val="0"/>
+                <w:szCs w:val="22"/>
+                <w:lang w:val="en"/>
+                <w14:ligatures w14:val="none"/>
+              </w:rPr>
+              <w:t>MikroTik</w:t>
+            </w:r>
+            <w:proofErr w:type="spellEnd"/>
+            <w:r>
+              <w:rPr>
+                <w:rFonts w:ascii="Roboto Mono" w:eastAsia="Roboto Mono" w:hAnsi="Roboto Mono" w:cs="Arial"/>
+                <w:kern w:val="0"/>
+                <w:szCs w:val="22"/>
+                <w:lang w:val="en"/>
+                <w14:ligatures w14:val="none"/>
+              </w:rPr>
+              <w:t xml:space="preserve"> </w:t>
+            </w:r>
+            <w:proofErr w:type="spellStart"/>
+            <w:r>
+              <w:rPr>
+                <w:rFonts w:ascii="Roboto Mono" w:eastAsia="Roboto Mono" w:hAnsi="Roboto Mono" w:cs="Arial"/>
+                <w:kern w:val="0"/>
+                <w:szCs w:val="22"/>
+                <w:lang w:val="en"/>
+                <w14:ligatures w14:val="none"/>
+              </w:rPr>
+              <w:t>RouterBOARDs</w:t>
+            </w:r>
+            <w:proofErr w:type="spellEnd"/>
+            <w:r>
+              <w:rPr>
+                <w:rFonts w:ascii="Roboto Mono" w:eastAsia="Roboto Mono" w:hAnsi="Roboto Mono" w:cs="Arial"/>
+                <w:kern w:val="0"/>
+                <w:szCs w:val="22"/>
+                <w:lang w:val="en"/>
+                <w14:ligatures w14:val="none"/>
+              </w:rPr>
+              <w:t>)</w:t>
             </w:r>
           </w:p>
         </w:tc>
@@ -2300,22 +2415,17 @@
           <w:lang w:val="en"/>
           <w14:ligatures w14:val="none"/>
         </w:rPr>
-        <w:pict>
+        <w:pict w14:anchorId="3E8650B2">
           <v:rect id="_x0000_i1029" style="width:0;height:1.5pt" o:hralign="center" o:hrstd="t" o:hr="t" fillcolor="#a0a0a0" stroked="f"/>
         </w:pict>
       </w:r>
     </w:p>
     <w:p>
       <w:pPr>
-        <w:spacing w:before="280" w:after="120" w:line="276" w:lineRule="auto"/>
-        <w:outlineLvl w:val="1"/>
-        <w:rPr>
-          <w:rFonts w:ascii="Arial" w:eastAsia="Arial" w:hAnsi="Arial" w:cs="Arial"/>
-          <w:kern w:val="0"/>
-          <w:sz w:val="32"/>
-          <w:szCs w:val="32"/>
-          <w:lang w:val="en"/>
-          <w14:ligatures w14:val="none"/>
+        <w:pStyle w:val="Heading2"/>
+        <w:rPr>
+          <w:rFonts w:eastAsia="Arial"/>
+          <w:lang w:val="en"/>
         </w:rPr>
       </w:pPr>
       <w:bookmarkStart w:id="6" w:name="_s7rca89ci278" w:colFirst="0" w:colLast="0"/>
@@ -2323,24 +2433,32 @@
       <w:r>
         <w:rPr>
           <w:rFonts w:ascii="Segoe UI Emoji" w:eastAsia="Arial" w:hAnsi="Segoe UI Emoji" w:cs="Segoe UI Emoji"/>
-          <w:kern w:val="0"/>
-          <w:sz w:val="32"/>
-          <w:szCs w:val="32"/>
-          <w:lang w:val="en"/>
-          <w14:ligatures w14:val="none"/>
+          <w:lang w:val="en"/>
         </w:rPr>
         <w:t>🆚</w:t>
       </w:r>
       <w:r>
         <w:rPr>
-          <w:rFonts w:ascii="Arial" w:eastAsia="Arial" w:hAnsi="Arial" w:cs="Arial"/>
-          <w:kern w:val="0"/>
-          <w:sz w:val="32"/>
-          <w:szCs w:val="32"/>
-          <w:lang w:val="en"/>
-          <w14:ligatures w14:val="none"/>
-        </w:rPr>
-        <w:t xml:space="preserve"> Passive PoE vs Active (802.3af/at/bt) PoE</w:t>
+          <w:rFonts w:eastAsia="Arial"/>
+          <w:lang w:val="en"/>
+        </w:rPr>
+        <w:t xml:space="preserve"> Passive PoE vs Active (802.3af/at/</w:t>
+      </w:r>
+      <w:proofErr w:type="spellStart"/>
+      <w:r>
+        <w:rPr>
+          <w:rFonts w:eastAsia="Arial"/>
+          <w:lang w:val="en"/>
+        </w:rPr>
+        <w:t>bt</w:t>
+      </w:r>
+      <w:proofErr w:type="spellEnd"/>
+      <w:r>
+        <w:rPr>
+          <w:rFonts w:eastAsia="Arial"/>
+          <w:lang w:val="en"/>
+        </w:rPr>
+        <w:t>) PoE</w:t>
       </w:r>
     </w:p>
     <w:p>
@@ -2383,6 +2501,7 @@
         </w:rPr>
         <w:t xml:space="preserve">: </w:t>
       </w:r>
+      <w:proofErr w:type="spellStart"/>
       <w:r>
         <w:rPr>
           <w:rFonts w:ascii="Arial" w:eastAsia="Arial" w:hAnsi="Arial" w:cs="Arial"/>
@@ -2394,7 +2513,21 @@
           <w:lang w:val="en"/>
           <w14:ligatures w14:val="none"/>
         </w:rPr>
-        <w:t>Chatgpt (GPT</w:t>
+        <w:t>Chatgpt</w:t>
+      </w:r>
+      <w:proofErr w:type="spellEnd"/>
+      <w:r>
+        <w:rPr>
+          <w:rFonts w:ascii="Arial" w:eastAsia="Arial" w:hAnsi="Arial" w:cs="Arial"/>
+          <w:b/>
+          <w:kern w:val="0"/>
+          <w:sz w:val="22"/>
+          <w:szCs w:val="22"/>
+          <w:highlight w:val="darkGray"/>
+          <w:lang w:val="en"/>
+          <w14:ligatures w14:val="none"/>
+        </w:rPr>
+        <w:t xml:space="preserve"> (GPT</w:t>
       </w:r>
       <w:r>
         <w:rPr>
@@ -2445,8 +2578,9 @@
           <w:lang w:val="en"/>
           <w14:ligatures w14:val="none"/>
         </w:rPr>
+        <w:lastRenderedPageBreak/>
         <w:drawing>
-          <wp:inline distT="114300" distB="114300" distL="114300" distR="114300" wp14:anchorId="36E1B2DE" wp14:editId="0B97BCBA">
+          <wp:inline distT="114300" distB="114300" distL="114300" distR="114300" wp14:anchorId="41D29694" wp14:editId="46E78468">
             <wp:extent cx="5943600" cy="2260600"/>
             <wp:effectExtent l="0" t="0" r="0" b="0"/>
             <wp:docPr id="2" name="image2.png"/>
@@ -2950,8 +3084,20 @@
                 <w:lang w:val="en"/>
                 <w14:ligatures w14:val="none"/>
               </w:rPr>
-              <w:t xml:space="preserve"> IEEE 802.3af/at/bt</w:t>
-            </w:r>
+              <w:t xml:space="preserve"> IEEE 802.3af/at/</w:t>
+            </w:r>
+            <w:proofErr w:type="spellStart"/>
+            <w:r>
+              <w:rPr>
+                <w:rFonts w:ascii="Roboto Mono" w:eastAsia="Roboto Mono" w:hAnsi="Roboto Mono" w:cs="Arial Unicode MS"/>
+                <w:kern w:val="0"/>
+                <w:szCs w:val="22"/>
+                <w:lang w:val="en"/>
+                <w14:ligatures w14:val="none"/>
+              </w:rPr>
+              <w:t>bt</w:t>
+            </w:r>
+            <w:proofErr w:type="spellEnd"/>
           </w:p>
         </w:tc>
       </w:tr>
@@ -3524,22 +3670,17 @@
           <w:lang w:val="en"/>
           <w14:ligatures w14:val="none"/>
         </w:rPr>
-        <w:pict>
+        <w:pict w14:anchorId="3ACF5F0D">
           <v:rect id="_x0000_i1030" style="width:0;height:1.5pt" o:hralign="center" o:hrstd="t" o:hr="t" fillcolor="#a0a0a0" stroked="f"/>
         </w:pict>
       </w:r>
     </w:p>
     <w:p>
       <w:pPr>
-        <w:spacing w:before="280" w:after="120" w:line="276" w:lineRule="auto"/>
-        <w:outlineLvl w:val="1"/>
-        <w:rPr>
-          <w:rFonts w:ascii="Arial" w:eastAsia="Arial" w:hAnsi="Arial" w:cs="Arial"/>
-          <w:kern w:val="0"/>
-          <w:sz w:val="32"/>
-          <w:szCs w:val="32"/>
-          <w:lang w:val="en"/>
-          <w14:ligatures w14:val="none"/>
+        <w:pStyle w:val="Heading2"/>
+        <w:rPr>
+          <w:rFonts w:ascii="Arial" w:eastAsia="Arial" w:hAnsi="Arial" w:cs="Arial"/>
+          <w:lang w:val="en"/>
         </w:rPr>
       </w:pPr>
       <w:bookmarkStart w:id="7" w:name="_rm1qtg36btct" w:colFirst="0" w:colLast="0"/>
@@ -3547,22 +3688,14 @@
       <w:r>
         <w:rPr>
           <w:rFonts w:ascii="Segoe UI Emoji" w:eastAsia="Arial Unicode MS" w:hAnsi="Segoe UI Emoji" w:cs="Segoe UI Emoji"/>
-          <w:kern w:val="0"/>
-          <w:sz w:val="32"/>
-          <w:szCs w:val="32"/>
-          <w:lang w:val="en"/>
-          <w14:ligatures w14:val="none"/>
+          <w:lang w:val="en"/>
         </w:rPr>
         <w:t>✅</w:t>
       </w:r>
       <w:r>
         <w:rPr>
-          <w:rFonts w:ascii="Arial Unicode MS" w:eastAsia="Arial Unicode MS" w:hAnsi="Arial Unicode MS" w:cs="Arial Unicode MS"/>
-          <w:kern w:val="0"/>
-          <w:sz w:val="32"/>
-          <w:szCs w:val="32"/>
-          <w:lang w:val="en"/>
-          <w14:ligatures w14:val="none"/>
+          <w:rFonts w:eastAsia="Arial Unicode MS"/>
+          <w:lang w:val="en"/>
         </w:rPr>
         <w:t xml:space="preserve"> When to Use a Passive PoE Switch</w:t>
       </w:r>
@@ -3604,6 +3737,7 @@
         </w:rPr>
         <w:t xml:space="preserve">: </w:t>
       </w:r>
+      <w:proofErr w:type="spellStart"/>
       <w:r>
         <w:rPr>
           <w:rFonts w:ascii="Arial" w:eastAsia="Arial" w:hAnsi="Arial" w:cs="Arial"/>
@@ -3615,7 +3749,21 @@
           <w:lang w:val="en"/>
           <w14:ligatures w14:val="none"/>
         </w:rPr>
-        <w:t>Chatgpt (GPT</w:t>
+        <w:t>Chatgpt</w:t>
+      </w:r>
+      <w:proofErr w:type="spellEnd"/>
+      <w:r>
+        <w:rPr>
+          <w:rFonts w:ascii="Arial" w:eastAsia="Arial" w:hAnsi="Arial" w:cs="Arial"/>
+          <w:b/>
+          <w:kern w:val="0"/>
+          <w:sz w:val="22"/>
+          <w:szCs w:val="22"/>
+          <w:highlight w:val="darkGray"/>
+          <w:lang w:val="en"/>
+          <w14:ligatures w14:val="none"/>
+        </w:rPr>
+        <w:t xml:space="preserve"> (GPT</w:t>
       </w:r>
       <w:r>
         <w:rPr>
@@ -3741,6 +3889,7 @@
           <w:lang w:val="en"/>
           <w14:ligatures w14:val="none"/>
         </w:rPr>
+        <w:lastRenderedPageBreak/>
         <w:t xml:space="preserve">You want </w:t>
       </w:r>
       <w:r>
@@ -3836,7 +3985,51 @@
           <w:lang w:val="en"/>
           <w14:ligatures w14:val="none"/>
         </w:rPr>
-        <w:t xml:space="preserve"> (e.g., Ubiquiti AirMax or MikroTik gear)</w:t>
+        <w:t xml:space="preserve"> (e.g., Ubiquiti </w:t>
+      </w:r>
+      <w:proofErr w:type="spellStart"/>
+      <w:r>
+        <w:rPr>
+          <w:rFonts w:ascii="Roboto Mono" w:eastAsia="Roboto Mono" w:hAnsi="Roboto Mono" w:cs="Arial"/>
+          <w:kern w:val="0"/>
+          <w:szCs w:val="22"/>
+          <w:lang w:val="en"/>
+          <w14:ligatures w14:val="none"/>
+        </w:rPr>
+        <w:t>AirMax</w:t>
+      </w:r>
+      <w:proofErr w:type="spellEnd"/>
+      <w:r>
+        <w:rPr>
+          <w:rFonts w:ascii="Roboto Mono" w:eastAsia="Roboto Mono" w:hAnsi="Roboto Mono" w:cs="Arial"/>
+          <w:kern w:val="0"/>
+          <w:szCs w:val="22"/>
+          <w:lang w:val="en"/>
+          <w14:ligatures w14:val="none"/>
+        </w:rPr>
+        <w:t xml:space="preserve"> or </w:t>
+      </w:r>
+      <w:proofErr w:type="spellStart"/>
+      <w:r>
+        <w:rPr>
+          <w:rFonts w:ascii="Roboto Mono" w:eastAsia="Roboto Mono" w:hAnsi="Roboto Mono" w:cs="Arial"/>
+          <w:kern w:val="0"/>
+          <w:szCs w:val="22"/>
+          <w:lang w:val="en"/>
+          <w14:ligatures w14:val="none"/>
+        </w:rPr>
+        <w:t>MikroTik</w:t>
+      </w:r>
+      <w:proofErr w:type="spellEnd"/>
+      <w:r>
+        <w:rPr>
+          <w:rFonts w:ascii="Roboto Mono" w:eastAsia="Roboto Mono" w:hAnsi="Roboto Mono" w:cs="Arial"/>
+          <w:kern w:val="0"/>
+          <w:szCs w:val="22"/>
+          <w:lang w:val="en"/>
+          <w14:ligatures w14:val="none"/>
+        </w:rPr>
+        <w:t xml:space="preserve"> gear)</w:t>
       </w:r>
       <w:r>
         <w:rPr>
@@ -3869,7 +4062,7 @@
           <w:lang w:val="en"/>
           <w14:ligatures w14:val="none"/>
         </w:rPr>
-        <w:pict>
+        <w:pict w14:anchorId="407E4453">
           <v:rect id="_x0000_i1031" style="width:0;height:1.5pt" o:hralign="center" o:hrstd="t" o:hr="t" fillcolor="#a0a0a0" stroked="f"/>
         </w:pict>
       </w:r>
@@ -4679,7 +4872,6 @@
     <w:next w:val="Normal"/>
     <w:link w:val="Heading2Char"/>
     <w:uiPriority w:val="9"/>
-    <w:semiHidden/>
     <w:unhideWhenUsed/>
     <w:qFormat/>
     <w:rsid w:val="00FF1E64"/>
@@ -4896,7 +5088,6 @@
     <w:basedOn w:val="DefaultParagraphFont"/>
     <w:link w:val="Heading2"/>
     <w:uiPriority w:val="9"/>
-    <w:semiHidden/>
     <w:rsid w:val="00FF1E64"/>
     <w:rPr>
       <w:rFonts w:asciiTheme="majorHAnsi" w:eastAsiaTheme="majorEastAsia" w:hAnsiTheme="majorHAnsi" w:cstheme="majorBidi"/>
